--- a/Koushik_Gurrala_AWS DevOpsSRE_Resume_2026.docx
+++ b/Koushik_Gurrala_AWS DevOpsSRE_Resume_2026.docx
@@ -111,9 +111,38 @@
     </w:p>
     <w:p>
       <w:pPr>
+        <w:rPr>
+          <w:rFonts w:cstheme="minorHAnsi"/>
+          <w:bCs w:val="1"/>
+          <w:color w:val="000000" w:themeColor="text1"/>
+          <w:szCs w:val="28"/>
+        </w:rPr>
+      </w:pPr>
+    </w:p>
+    <w:p>
+      <w:pPr>
         <w:pStyle w:val="P2"/>
         <w:spacing w:lineRule="auto" w:line="276" w:beforeAutospacing="0" w:afterAutospacing="0"/>
         <w:ind w:firstLine="0" w:left="0"/>
+        <w:rPr>
+          <w:rFonts w:asciiTheme="minorAscii" w:hAnsiTheme="minorAscii" w:cstheme="minorAscii"/>
+          <w:b w:val="1"/>
+          <w:bCs w:val="1"/>
+          <w:color w:val="000000" w:themeColor="text1"/>
+          <w:sz w:val="23"/>
+          <w:szCs w:val="23"/>
+        </w:rPr>
+      </w:pPr>
+      <w:r>
+        <w:rPr>
+          <w:rFonts w:cstheme="minorAscii"/>
+          <w:color w:val="000000" w:themeColor="text1"/>
+        </w:rPr>
+        <w:t>CONTACT DETAILS</w:t>
+      </w:r>
+    </w:p>
+    <w:p>
+      <w:pPr>
         <w:rPr>
           <w:rFonts w:cstheme="minorAscii"/>
           <w:color w:val="000000" w:themeColor="text1"/>
@@ -124,13 +153,6 @@
           <w:cols w:equalWidth="1" w:space="720"/>
         </w:sectPr>
       </w:pPr>
-      <w:r>
-        <w:rPr>
-          <w:rFonts w:cstheme="minorAscii"/>
-          <w:color w:val="000000" w:themeColor="text1"/>
-        </w:rPr>
-        <w:t>CONTACT DETAILS</w:t>
-      </w:r>
     </w:p>
     <w:p>
       <w:pPr>
@@ -147,8 +169,8 @@
           <w:b w:val="1"/>
           <w:bCs w:val="1"/>
           <w:color w:val="000000" w:themeColor="text1"/>
-          <w:sz w:val="20"/>
-          <w:szCs w:val="20"/>
+          <w:sz w:val="23"/>
+          <w:szCs w:val="23"/>
         </w:rPr>
         <w:t>Email</w:t>
       </w:r>
@@ -171,6 +193,17 @@
           <w:color w:val="4472C4" w:themeColor="accent1"/>
           <w:sz w:val="20"/>
           <w:szCs w:val="20"/>
+        </w:rPr>
+        <w:t xml:space="preserve"> </w:t>
+      </w:r>
+      <w:r>
+        <w:rPr>
+          <w:rFonts w:asciiTheme="minorAscii" w:hAnsiTheme="minorAscii" w:cstheme="minorAscii"/>
+          <w:color w:val="4472C4" w:themeColor="accent1"/>
+          <w:sz w:val="20"/>
+          <w:szCs w:val="20"/>
+          <w:rtl w:val="0"/>
+          <w:lang w:val="en-US" w:bidi="en-US" w:eastAsia="en-US"/>
         </w:rPr>
         <w:t xml:space="preserve"> </w:t>
       </w:r>
@@ -201,14 +234,23 @@
           <w:b w:val="1"/>
           <w:bCs w:val="1"/>
           <w:color w:val="000000" w:themeColor="text1"/>
+          <w:sz w:val="23"/>
+          <w:szCs w:val="23"/>
+        </w:rPr>
+        <w:t>Phone</w:t>
+      </w:r>
+      <w:r>
+        <w:tab/>
+        <w:tab/>
+      </w:r>
+      <w:r>
+        <w:rPr>
+          <w:rFonts w:asciiTheme="minorAscii" w:hAnsiTheme="minorAscii" w:cstheme="minorAscii"/>
+          <w:color w:val="000000" w:themeColor="text1"/>
           <w:sz w:val="20"/>
           <w:szCs w:val="20"/>
         </w:rPr>
-        <w:t>Phone</w:t>
-      </w:r>
-      <w:r>
-        <w:tab/>
-        <w:tab/>
+        <w:t xml:space="preserve">: </w:t>
       </w:r>
       <w:r>
         <w:rPr>
@@ -216,8 +258,19 @@
           <w:color w:val="000000" w:themeColor="text1"/>
           <w:sz w:val="20"/>
           <w:szCs w:val="20"/>
-        </w:rPr>
-        <w:t>: +917207076532</w:t>
+          <w:rtl w:val="0"/>
+          <w:lang w:val="en-US" w:bidi="en-US" w:eastAsia="en-US"/>
+        </w:rPr>
+        <w:t xml:space="preserve"> </w:t>
+      </w:r>
+      <w:r>
+        <w:rPr>
+          <w:rFonts w:asciiTheme="minorAscii" w:hAnsiTheme="minorAscii" w:cstheme="minorAscii"/>
+          <w:color w:val="000000" w:themeColor="text1"/>
+          <w:sz w:val="20"/>
+          <w:szCs w:val="20"/>
+        </w:rPr>
+        <w:t>+917207076532</w:t>
       </w:r>
     </w:p>
     <w:p>
@@ -235,13 +288,26 @@
           <w:b w:val="1"/>
           <w:bCs w:val="1"/>
           <w:color w:val="000000" w:themeColor="text1"/>
+          <w:sz w:val="23"/>
+          <w:szCs w:val="23"/>
+        </w:rPr>
+        <w:t>LinkedIn</w:t>
+      </w:r>
+      <w:r>
+        <w:rPr>
+          <w:sz w:val="23"/>
+          <w:szCs w:val="23"/>
+        </w:rPr>
+        <w:tab/>
+      </w:r>
+      <w:r>
+        <w:rPr>
+          <w:rFonts w:asciiTheme="minorAscii" w:hAnsiTheme="minorAscii" w:cstheme="minorAscii"/>
+          <w:color w:val="000000" w:themeColor="text1"/>
           <w:sz w:val="20"/>
           <w:szCs w:val="20"/>
         </w:rPr>
-        <w:t>LinkedIn</w:t>
-      </w:r>
-      <w:r>
-        <w:tab/>
+        <w:t xml:space="preserve">: </w:t>
       </w:r>
       <w:r>
         <w:rPr>
@@ -249,8 +315,10 @@
           <w:color w:val="000000" w:themeColor="text1"/>
           <w:sz w:val="20"/>
           <w:szCs w:val="20"/>
-        </w:rPr>
-        <w:t xml:space="preserve">: </w:t>
+          <w:rtl w:val="0"/>
+          <w:lang w:val="en-US" w:bidi="en-US" w:eastAsia="en-US"/>
+        </w:rPr>
+        <w:t xml:space="preserve">  </w:t>
       </w:r>
       <w:hyperlink r:id="R3">
         <w:r>
@@ -285,13 +353,22 @@
           <w:b w:val="1"/>
           <w:bCs w:val="1"/>
           <w:color w:val="000000" w:themeColor="text1"/>
+          <w:sz w:val="23"/>
+          <w:szCs w:val="23"/>
+        </w:rPr>
+        <w:t>Address</w:t>
+      </w:r>
+      <w:r>
+        <w:tab/>
+      </w:r>
+      <w:r>
+        <w:rPr>
+          <w:rFonts w:asciiTheme="minorAscii" w:hAnsiTheme="minorAscii" w:cstheme="minorAscii"/>
+          <w:color w:val="000000" w:themeColor="text1"/>
           <w:sz w:val="20"/>
           <w:szCs w:val="20"/>
         </w:rPr>
-        <w:t>Address</w:t>
-      </w:r>
-      <w:r>
-        <w:tab/>
+        <w:t xml:space="preserve">: </w:t>
       </w:r>
       <w:r>
         <w:rPr>
@@ -299,8 +376,19 @@
           <w:color w:val="000000" w:themeColor="text1"/>
           <w:sz w:val="20"/>
           <w:szCs w:val="20"/>
-        </w:rPr>
-        <w:t>: Visakhapatnam, Andhra Pradesh</w:t>
+          <w:rtl w:val="0"/>
+          <w:lang w:val="en-US" w:bidi="en-US" w:eastAsia="en-US"/>
+        </w:rPr>
+        <w:t xml:space="preserve">   V</w:t>
+      </w:r>
+      <w:r>
+        <w:rPr>
+          <w:rFonts w:asciiTheme="minorAscii" w:hAnsiTheme="minorAscii" w:cstheme="minorAscii"/>
+          <w:color w:val="000000" w:themeColor="text1"/>
+          <w:sz w:val="20"/>
+          <w:szCs w:val="20"/>
+        </w:rPr>
+        <w:t>isakhapatnam, Andhra Pradesh</w:t>
       </w:r>
     </w:p>
     <w:p>
@@ -317,10 +405,18 @@
           <w:rFonts w:asciiTheme="minorAscii" w:hAnsiTheme="minorAscii" w:cstheme="minorAscii"/>
           <w:b w:val="1"/>
           <w:bCs w:val="1"/>
-          <w:sz w:val="20"/>
-          <w:szCs w:val="20"/>
+          <w:sz w:val="23"/>
+          <w:szCs w:val="23"/>
         </w:rPr>
         <w:t xml:space="preserve">Portfolio </w:t>
+      </w:r>
+      <w:r>
+        <w:rPr>
+          <w:rFonts w:asciiTheme="minorAscii" w:hAnsiTheme="minorAscii" w:cstheme="minorAscii"/>
+          <w:sz w:val="23"/>
+          <w:szCs w:val="23"/>
+        </w:rPr>
+        <w:t xml:space="preserve">           </w:t>
       </w:r>
       <w:r>
         <w:rPr>
@@ -328,7 +424,7 @@
           <w:sz w:val="20"/>
           <w:szCs w:val="20"/>
         </w:rPr>
-        <w:t xml:space="preserve">              :  </w:t>
+        <w:t xml:space="preserve">:  </w:t>
       </w:r>
       <w:hyperlink r:id="R4">
         <w:r>
@@ -367,6 +463,16 @@
     </w:p>
     <w:p>
       <w:pPr>
+        <w:spacing w:lineRule="auto" w:line="259" w:after="0" w:beforeAutospacing="0" w:afterAutospacing="0"/>
+        <w:ind w:firstLine="0" w:left="14"/>
+        <w:rPr>
+          <w:rFonts w:asciiTheme="minorAscii" w:hAnsiTheme="minorAscii" w:cstheme="minorAscii"/>
+          <w:color w:val="000000" w:themeColor="text1"/>
+        </w:rPr>
+      </w:pPr>
+    </w:p>
+    <w:p>
+      <w:pPr>
         <w:pStyle w:val="P2"/>
         <w:spacing w:lineRule="auto" w:line="276" w:beforeAutospacing="0" w:afterAutospacing="0"/>
         <w:rPr>
@@ -394,8 +500,8 @@
       <w:bookmarkEnd w:id="0"/>
       <w:r>
         <w:rPr>
-          <w:sz w:val="22"/>
-          <w:szCs w:val="22"/>
+          <w:sz w:val="24"/>
+          <w:szCs w:val="24"/>
         </w:rPr>
         <w:t>DevOps and Site Reliability Engineer with 3.8 years of experience in building and managing CI/CD pipelines, cloud infrastructure, and reliable production systems. I have hands-on experience with Jenkins, GitHub Actions, Terraform, Docker, and Kubernetes, working across both AWS and Azure environments and helped automate deployments, improve release speed, and reduce production issues by building stable and scalable platforms. My experience includes managing containerized applications on AKS and EKS, setting up monitoring with Prometheus, Grafana, and ELK, and improving system reliability through automation and faster incident response. I also have experience with DevSecOps practices, container security, and infrastructure automation to build secure and efficient delivery pipelines</w:t>
       </w:r>
@@ -413,6 +519,15 @@
           <v:rect xmlns:o="urn:schemas-microsoft-com:office:office" id="4" style="width:0pt;height:1.5pt" o:hrpct="1000" o:hralign="center" o:hr="t" fillcolor="#A0A0A0" stroked="f"/>
         </w:pict>
       </w:r>
+    </w:p>
+    <w:p>
+      <w:pPr>
+        <w:spacing w:lineRule="auto" w:line="259" w:after="28" w:beforeAutospacing="0" w:afterAutospacing="0"/>
+        <w:rPr>
+          <w:rFonts w:asciiTheme="minorHAnsi" w:hAnsiTheme="minorHAnsi" w:cstheme="minorHAnsi"/>
+          <w:color w:val="000000" w:themeColor="text1"/>
+        </w:rPr>
+      </w:pPr>
     </w:p>
     <w:p>
       <w:pPr>
@@ -644,8 +759,8 @@
         <w:rPr>
           <w:rFonts w:asciiTheme="minorHAnsi" w:hAnsiTheme="minorHAnsi" w:cstheme="minorHAnsi"/>
           <w:color w:val="000000" w:themeColor="text1"/>
-          <w:sz w:val="22"/>
-          <w:szCs w:val="22"/>
+          <w:sz w:val="23"/>
+          <w:szCs w:val="23"/>
         </w:rPr>
       </w:pPr>
       <w:r>
@@ -654,8 +769,8 @@
           <w:b w:val="1"/>
           <w:bCs w:val="1"/>
           <w:color w:val="000000" w:themeColor="text1"/>
-          <w:sz w:val="22"/>
-          <w:szCs w:val="22"/>
+          <w:sz w:val="23"/>
+          <w:szCs w:val="23"/>
         </w:rPr>
         <w:t>CI/CD Automation:</w:t>
       </w:r>
@@ -669,99 +784,23 @@
         <w:spacing w:lineRule="auto" w:line="259" w:after="28" w:beforeAutospacing="0" w:afterAutospacing="0"/>
         <w:rPr>
           <w:rFonts w:asciiTheme="minorAscii" w:hAnsiTheme="minorAscii" w:cstheme="minorAscii"/>
-          <w:color w:val="000000" w:themeColor="text1"/>
-          <w:sz w:val="22"/>
-          <w:szCs w:val="22"/>
+          <w:b w:val="0"/>
+          <w:bCs w:val="0"/>
+          <w:color w:val="000000" w:themeColor="text1"/>
+          <w:sz w:val="23"/>
+          <w:szCs w:val="23"/>
         </w:rPr>
       </w:pPr>
       <w:r>
         <w:rPr>
           <w:rFonts w:asciiTheme="minorAscii" w:hAnsiTheme="minorAscii" w:cstheme="minorAscii"/>
-          <w:color w:val="000000" w:themeColor="text1"/>
-          <w:sz w:val="22"/>
-          <w:szCs w:val="22"/>
-        </w:rPr>
-        <w:t xml:space="preserve">Designed and managed hybrid CI/CD pipelines using </w:t>
-      </w:r>
-      <w:r>
-        <w:rPr>
-          <w:rFonts w:asciiTheme="minorAscii" w:hAnsiTheme="minorAscii" w:cstheme="minorAscii"/>
-          <w:b w:val="1"/>
-          <w:bCs w:val="1"/>
-          <w:color w:val="000000" w:themeColor="text1"/>
-          <w:sz w:val="22"/>
-          <w:szCs w:val="22"/>
-        </w:rPr>
-        <w:t>Jenkins</w:t>
-      </w:r>
-      <w:r>
-        <w:rPr>
-          <w:rFonts w:asciiTheme="minorAscii" w:hAnsiTheme="minorAscii" w:cstheme="minorAscii"/>
-          <w:color w:val="000000" w:themeColor="text1"/>
-          <w:sz w:val="22"/>
-          <w:szCs w:val="22"/>
-        </w:rPr>
-        <w:t xml:space="preserve"> and </w:t>
-      </w:r>
-      <w:r>
-        <w:rPr>
-          <w:rFonts w:asciiTheme="minorAscii" w:hAnsiTheme="minorAscii" w:cstheme="minorAscii"/>
-          <w:b w:val="1"/>
-          <w:bCs w:val="1"/>
-          <w:color w:val="000000" w:themeColor="text1"/>
-          <w:sz w:val="22"/>
-          <w:szCs w:val="22"/>
-        </w:rPr>
-        <w:t>GitHub CI/CD</w:t>
-      </w:r>
-      <w:r>
-        <w:rPr>
-          <w:rFonts w:asciiTheme="minorAscii" w:hAnsiTheme="minorAscii" w:cstheme="minorAscii"/>
-          <w:color w:val="000000" w:themeColor="text1"/>
-          <w:sz w:val="22"/>
-          <w:szCs w:val="22"/>
-        </w:rPr>
-        <w:t xml:space="preserve">, integrated with </w:t>
-      </w:r>
-      <w:r>
-        <w:rPr>
-          <w:rFonts w:asciiTheme="minorAscii" w:hAnsiTheme="minorAscii" w:cstheme="minorAscii"/>
-          <w:b w:val="1"/>
-          <w:bCs w:val="1"/>
-          <w:color w:val="000000" w:themeColor="text1"/>
-          <w:sz w:val="22"/>
-          <w:szCs w:val="22"/>
-        </w:rPr>
-        <w:t>SonarQube</w:t>
-      </w:r>
-      <w:r>
-        <w:rPr>
-          <w:rFonts w:asciiTheme="minorAscii" w:hAnsiTheme="minorAscii" w:cstheme="minorAscii"/>
-          <w:color w:val="000000" w:themeColor="text1"/>
-          <w:sz w:val="22"/>
-          <w:szCs w:val="22"/>
-        </w:rPr>
-        <w:t xml:space="preserve"> for static code analysis and </w:t>
-      </w:r>
-      <w:r>
-        <w:rPr>
-          <w:rFonts w:asciiTheme="minorAscii" w:hAnsiTheme="minorAscii" w:cstheme="minorAscii"/>
-          <w:b w:val="1"/>
-          <w:bCs w:val="1"/>
-          <w:color w:val="000000" w:themeColor="text1"/>
-          <w:sz w:val="22"/>
-          <w:szCs w:val="22"/>
-        </w:rPr>
-        <w:t>JFrog Artifactory</w:t>
-      </w:r>
-      <w:r>
-        <w:rPr>
-          <w:rFonts w:asciiTheme="minorAscii" w:hAnsiTheme="minorAscii" w:cstheme="minorAscii"/>
-          <w:color w:val="000000" w:themeColor="text1"/>
-          <w:sz w:val="22"/>
-          <w:szCs w:val="22"/>
-        </w:rPr>
-        <w:t xml:space="preserve"> for artifact management.</w:t>
+          <w:b w:val="0"/>
+          <w:bCs w:val="0"/>
+          <w:color w:val="000000" w:themeColor="text1"/>
+          <w:sz w:val="23"/>
+          <w:szCs w:val="23"/>
+        </w:rPr>
+        <w:t>Designed and managed hybrid CI/CD pipelines using Jenkins and GitHub CI/CD, integrated with SonarQube for static code analysis and JFrog Artifactory for artifact management.</w:t>
       </w:r>
     </w:p>
     <w:p>
@@ -773,59 +812,23 @@
         <w:spacing w:lineRule="auto" w:line="259" w:after="28" w:beforeAutospacing="0" w:afterAutospacing="0"/>
         <w:rPr>
           <w:rFonts w:asciiTheme="minorAscii" w:hAnsiTheme="minorAscii" w:cstheme="minorAscii"/>
-          <w:color w:val="000000" w:themeColor="text1"/>
-          <w:sz w:val="22"/>
-          <w:szCs w:val="22"/>
+          <w:b w:val="0"/>
+          <w:bCs w:val="0"/>
+          <w:color w:val="000000" w:themeColor="text1"/>
+          <w:sz w:val="23"/>
+          <w:szCs w:val="23"/>
         </w:rPr>
       </w:pPr>
       <w:r>
         <w:rPr>
           <w:rFonts w:asciiTheme="minorAscii" w:hAnsiTheme="minorAscii" w:cstheme="minorAscii"/>
-          <w:color w:val="000000" w:themeColor="text1"/>
-          <w:sz w:val="22"/>
-          <w:szCs w:val="22"/>
-        </w:rPr>
-        <w:t xml:space="preserve">Reduced deployment cycle time by </w:t>
-      </w:r>
-      <w:r>
-        <w:rPr>
-          <w:rFonts w:asciiTheme="minorAscii" w:hAnsiTheme="minorAscii" w:cstheme="minorAscii"/>
-          <w:b w:val="1"/>
-          <w:bCs w:val="1"/>
-          <w:color w:val="000000" w:themeColor="text1"/>
-          <w:sz w:val="22"/>
-          <w:szCs w:val="22"/>
-        </w:rPr>
-        <w:t>35%</w:t>
-      </w:r>
-      <w:r>
-        <w:rPr>
-          <w:rFonts w:asciiTheme="minorAscii" w:hAnsiTheme="minorAscii" w:cstheme="minorAscii"/>
-          <w:color w:val="000000" w:themeColor="text1"/>
-          <w:sz w:val="22"/>
-          <w:szCs w:val="22"/>
-        </w:rPr>
-        <w:t xml:space="preserve"> and improved code quality by </w:t>
-      </w:r>
-      <w:r>
-        <w:rPr>
-          <w:rFonts w:asciiTheme="minorAscii" w:hAnsiTheme="minorAscii" w:cstheme="minorAscii"/>
-          <w:b w:val="1"/>
-          <w:bCs w:val="1"/>
-          <w:color w:val="000000" w:themeColor="text1"/>
-          <w:sz w:val="22"/>
-          <w:szCs w:val="22"/>
-        </w:rPr>
-        <w:t>30%</w:t>
-      </w:r>
-      <w:r>
-        <w:rPr>
-          <w:rFonts w:asciiTheme="minorAscii" w:hAnsiTheme="minorAscii" w:cstheme="minorAscii"/>
-          <w:color w:val="000000" w:themeColor="text1"/>
-          <w:sz w:val="22"/>
-          <w:szCs w:val="22"/>
-        </w:rPr>
-        <w:t xml:space="preserve"> by implementing automated testing, quality gates, and artifact versioning.</w:t>
+          <w:b w:val="0"/>
+          <w:bCs w:val="0"/>
+          <w:color w:val="000000" w:themeColor="text1"/>
+          <w:sz w:val="23"/>
+          <w:szCs w:val="23"/>
+        </w:rPr>
+        <w:t>Reduced deployment cycle time by 35% and improved code quality by 30% by implementing automated testing, quality gates, and artifact versioning.</w:t>
       </w:r>
     </w:p>
     <w:p>
@@ -833,9 +836,11 @@
         <w:spacing w:lineRule="auto" w:line="259" w:after="28" w:beforeAutospacing="0" w:afterAutospacing="0"/>
         <w:rPr>
           <w:rFonts w:asciiTheme="minorAscii" w:hAnsiTheme="minorAscii" w:cstheme="minorAscii"/>
-          <w:color w:val="000000" w:themeColor="text1"/>
-          <w:sz w:val="20"/>
-          <w:szCs w:val="20"/>
+          <w:b w:val="0"/>
+          <w:bCs w:val="0"/>
+          <w:color w:val="000000" w:themeColor="text1"/>
+          <w:sz w:val="24"/>
+          <w:szCs w:val="24"/>
         </w:rPr>
       </w:pPr>
     </w:p>
@@ -849,8 +854,8 @@
         <w:rPr>
           <w:rFonts w:asciiTheme="minorAscii" w:hAnsiTheme="minorAscii" w:cstheme="minorAscii"/>
           <w:color w:val="000000" w:themeColor="text1"/>
-          <w:sz w:val="22"/>
-          <w:szCs w:val="22"/>
+          <w:sz w:val="23"/>
+          <w:szCs w:val="23"/>
         </w:rPr>
       </w:pPr>
       <w:r>
@@ -859,8 +864,8 @@
           <w:b w:val="1"/>
           <w:bCs w:val="1"/>
           <w:color w:val="000000" w:themeColor="text1"/>
-          <w:sz w:val="22"/>
-          <w:szCs w:val="22"/>
+          <w:sz w:val="23"/>
+          <w:szCs w:val="23"/>
         </w:rPr>
         <w:t>Cloud Infrastructure (Azure &amp; AWS):</w:t>
       </w:r>
@@ -874,50 +879,71 @@
         <w:spacing w:lineRule="auto" w:line="259" w:after="28" w:beforeAutospacing="0" w:afterAutospacing="0"/>
         <w:rPr>
           <w:rFonts w:asciiTheme="minorAscii" w:hAnsiTheme="minorAscii" w:cstheme="minorAscii"/>
-          <w:color w:val="000000" w:themeColor="text1"/>
-          <w:sz w:val="22"/>
-          <w:szCs w:val="22"/>
+          <w:b w:val="0"/>
+          <w:bCs w:val="0"/>
+          <w:color w:val="000000" w:themeColor="text1"/>
+          <w:sz w:val="23"/>
+          <w:szCs w:val="23"/>
         </w:rPr>
       </w:pPr>
       <w:r>
         <w:rPr>
           <w:rFonts w:asciiTheme="minorAscii" w:hAnsiTheme="minorAscii" w:cstheme="minorAscii"/>
-          <w:color w:val="000000" w:themeColor="text1"/>
-          <w:sz w:val="22"/>
-          <w:szCs w:val="22"/>
-        </w:rPr>
-        <w:t xml:space="preserve">Provisioned and managed multi-cloud infrastructure using </w:t>
+          <w:b w:val="0"/>
+          <w:bCs w:val="0"/>
+          <w:color w:val="000000" w:themeColor="text1"/>
+          <w:sz w:val="23"/>
+          <w:szCs w:val="23"/>
+        </w:rPr>
+        <w:t>Provisioned and managed multi-cloud infrastructure using Terraform across AWS (</w:t>
       </w:r>
       <w:r>
         <w:rPr>
           <w:rFonts w:asciiTheme="minorAscii" w:hAnsiTheme="minorAscii" w:cstheme="minorAscii"/>
-          <w:b w:val="1"/>
-          <w:bCs w:val="1"/>
-          <w:color w:val="000000" w:themeColor="text1"/>
-          <w:sz w:val="22"/>
-          <w:szCs w:val="22"/>
-        </w:rPr>
-        <w:t>Terraform</w:t>
+          <w:b w:val="0"/>
+          <w:bCs w:val="0"/>
+          <w:color w:val="000000" w:themeColor="text1"/>
+          <w:sz w:val="23"/>
+          <w:szCs w:val="23"/>
+          <w:rtl w:val="0"/>
+          <w:lang w:val="en-US" w:bidi="en-US" w:eastAsia="en-US"/>
+        </w:rPr>
+        <w:t>EC2,</w:t>
       </w:r>
       <w:r>
         <w:rPr>
           <w:rFonts w:asciiTheme="minorAscii" w:hAnsiTheme="minorAscii" w:cstheme="minorAscii"/>
-          <w:color w:val="000000" w:themeColor="text1"/>
-          <w:sz w:val="22"/>
-          <w:szCs w:val="22"/>
-        </w:rPr>
-        <w:t xml:space="preserve"> across AWS (EKS, ECR, S3, LambdaFunctions and IAM) and </w:t>
+          <w:b w:val="0"/>
+          <w:bCs w:val="0"/>
+          <w:color w:val="000000" w:themeColor="text1"/>
+          <w:sz w:val="23"/>
+          <w:szCs w:val="23"/>
+        </w:rPr>
+        <w:t xml:space="preserve">EKS, ECR, S3, </w:t>
       </w:r>
       <w:r>
         <w:rPr>
           <w:rFonts w:asciiTheme="minorAscii" w:hAnsiTheme="minorAscii" w:cstheme="minorAscii"/>
-          <w:b w:val="1"/>
-          <w:bCs w:val="1"/>
-          <w:color w:val="000000" w:themeColor="text1"/>
-          <w:sz w:val="22"/>
-          <w:szCs w:val="22"/>
-        </w:rPr>
-        <w:t xml:space="preserve">Azure (AKS, ACR, Key Vault). </w:t>
+          <w:b w:val="0"/>
+          <w:bCs w:val="0"/>
+          <w:color w:val="000000" w:themeColor="text1"/>
+          <w:sz w:val="23"/>
+          <w:szCs w:val="23"/>
+          <w:rtl w:val="0"/>
+          <w:lang w:val="en-US" w:bidi="en-US" w:eastAsia="en-US"/>
+        </w:rPr>
+        <w:t>Cloud watch,</w:t>
+      </w:r>
+      <w:r>
+        <w:rPr>
+          <w:rFonts w:asciiTheme="minorAscii" w:hAnsiTheme="minorAscii" w:cstheme="minorAscii"/>
+          <w:b w:val="0"/>
+          <w:bCs w:val="0"/>
+          <w:color w:val="000000" w:themeColor="text1"/>
+          <w:sz w:val="23"/>
+          <w:szCs w:val="23"/>
+        </w:rPr>
+        <w:t xml:space="preserve">LambdaFunctions and IAM) and Azure (AKS, ACR, Key Vault). </w:t>
       </w:r>
     </w:p>
     <w:p>
@@ -929,39 +955,23 @@
         <w:spacing w:lineRule="auto" w:line="259" w:after="28" w:beforeAutospacing="0" w:afterAutospacing="0"/>
         <w:rPr>
           <w:rFonts w:asciiTheme="minorAscii" w:hAnsiTheme="minorAscii" w:cstheme="minorAscii"/>
-          <w:color w:val="000000" w:themeColor="text1"/>
-          <w:sz w:val="22"/>
-          <w:szCs w:val="22"/>
+          <w:b w:val="0"/>
+          <w:bCs w:val="0"/>
+          <w:color w:val="000000" w:themeColor="text1"/>
+          <w:sz w:val="23"/>
+          <w:szCs w:val="23"/>
         </w:rPr>
       </w:pPr>
       <w:r>
         <w:rPr>
           <w:rFonts w:asciiTheme="minorAscii" w:hAnsiTheme="minorAscii" w:cstheme="minorAscii"/>
-          <w:color w:val="000000" w:themeColor="text1"/>
-          <w:sz w:val="22"/>
-          <w:szCs w:val="22"/>
-        </w:rPr>
-        <w:t>Automated infrastructure deployment with reusable Terraform modules, reducing provisioning time by 4</w:t>
-      </w:r>
-      <w:r>
-        <w:rPr>
-          <w:rFonts w:asciiTheme="minorAscii" w:hAnsiTheme="minorAscii" w:cstheme="minorAscii"/>
-          <w:b w:val="1"/>
-          <w:bCs w:val="1"/>
-          <w:color w:val="000000" w:themeColor="text1"/>
-          <w:sz w:val="22"/>
-          <w:szCs w:val="22"/>
-        </w:rPr>
-        <w:t>0%</w:t>
-      </w:r>
-      <w:r>
-        <w:rPr>
-          <w:rFonts w:asciiTheme="minorAscii" w:hAnsiTheme="minorAscii" w:cstheme="minorAscii"/>
-          <w:color w:val="000000" w:themeColor="text1"/>
-          <w:sz w:val="22"/>
-          <w:szCs w:val="22"/>
-        </w:rPr>
-        <w:t xml:space="preserve"> and eliminating configuration drift.</w:t>
+          <w:b w:val="0"/>
+          <w:bCs w:val="0"/>
+          <w:color w:val="000000" w:themeColor="text1"/>
+          <w:sz w:val="23"/>
+          <w:szCs w:val="23"/>
+        </w:rPr>
+        <w:t>Automated infrastructure deployment with reusable Terraform modules, reducing provisioning time by 40% and eliminating configuration drift.</w:t>
       </w:r>
     </w:p>
     <w:p>
@@ -973,13 +983,59 @@
         <w:spacing w:lineRule="auto" w:line="259" w:after="28" w:beforeAutospacing="0" w:afterAutospacing="0"/>
         <w:rPr>
           <w:rFonts w:ascii="Calibri" w:hAnsi="Calibri" w:cs="Calibri" w:eastAsia="Calibri"/>
+          <w:b w:val="0"/>
+          <w:bCs w:val="0"/>
           <w:noProof w:val="0"/>
-          <w:sz w:val="22"/>
-          <w:szCs w:val="22"/>
+          <w:sz w:val="23"/>
+          <w:szCs w:val="23"/>
           <w:lang w:val="en-IN"/>
         </w:rPr>
       </w:pPr>
       <w:r>
+        <w:rPr>
+          <w:rFonts w:ascii="Calibri" w:hAnsi="Calibri" w:cs="Calibri" w:eastAsia="Calibri"/>
+          <w:b w:val="0"/>
+          <w:bCs w:val="0"/>
+          <w:noProof w:val="0"/>
+          <w:sz w:val="23"/>
+          <w:szCs w:val="23"/>
+          <w:lang w:val="en-IN"/>
+        </w:rPr>
+        <w:t xml:space="preserve">Built Azure Functions workflows automating repetitive operational tasks, reducing manual effort by 40% and saving ~$2,000/month in cloud costs </w:t>
+      </w:r>
+    </w:p>
+    <w:p>
+      <w:pPr>
+        <w:numPr>
+          <w:ilvl w:val="1"/>
+          <w:numId w:val="47"/>
+        </w:numPr>
+        <w:spacing w:lineRule="auto" w:line="259" w:after="28" w:beforeAutospacing="0" w:afterAutospacing="0"/>
+        <w:rPr>
+          <w:rFonts w:asciiTheme="minorAscii" w:hAnsiTheme="minorAscii" w:cstheme="minorAscii"/>
+          <w:b w:val="0"/>
+          <w:bCs w:val="0"/>
+          <w:color w:val="000000" w:themeColor="text1"/>
+          <w:sz w:val="23"/>
+          <w:szCs w:val="23"/>
+        </w:rPr>
+      </w:pPr>
+      <w:r>
+        <w:rPr>
+          <w:rFonts w:ascii="Calibri" w:hAnsi="Calibri" w:cs="Calibri" w:eastAsia="Calibri"/>
+          <w:b w:val="0"/>
+          <w:bCs w:val="0"/>
+          <w:noProof w:val="0"/>
+          <w:sz w:val="23"/>
+          <w:szCs w:val="23"/>
+          <w:lang w:val="en-IN"/>
+        </w:rPr>
+        <w:t>Provisioned Azure infrastructure using Terraform with drift detection.</w:t>
+      </w:r>
+    </w:p>
+    <w:p>
+      <w:pPr>
+        <w:spacing w:lineRule="auto" w:line="259" w:after="28" w:beforeAutospacing="0" w:afterAutospacing="0"/>
         <w:rPr>
           <w:rFonts w:ascii="Calibri" w:hAnsi="Calibri" w:cs="Calibri" w:eastAsia="Calibri"/>
           <w:noProof w:val="0"/>
@@ -987,7 +1043,45 @@
           <w:szCs w:val="22"/>
           <w:lang w:val="en-IN"/>
         </w:rPr>
-        <w:t xml:space="preserve">Built Azure Functions workflows automating repetitive operational tasks, reducing manual effort by 40% and saving ~$2,000/month in cloud costs </w:t>
+      </w:pPr>
+    </w:p>
+    <w:p>
+      <w:pPr>
+        <w:numPr>
+          <w:ilvl w:val="0"/>
+          <w:numId w:val="47"/>
+        </w:numPr>
+        <w:spacing w:lineRule="auto" w:line="259" w:after="28" w:beforeAutospacing="0" w:afterAutospacing="0"/>
+        <w:rPr>
+          <w:rFonts w:asciiTheme="minorHAnsi" w:hAnsiTheme="minorHAnsi" w:cstheme="minorHAnsi"/>
+          <w:color w:val="000000" w:themeColor="text1"/>
+          <w:sz w:val="23"/>
+          <w:szCs w:val="23"/>
+        </w:rPr>
+      </w:pPr>
+      <w:r>
+        <w:rPr>
+          <w:rFonts w:asciiTheme="minorAscii" w:hAnsiTheme="minorAscii" w:cstheme="minorAscii"/>
+          <w:b w:val="1"/>
+          <w:bCs w:val="1"/>
+          <w:color w:val="000000" w:themeColor="text1"/>
+          <w:sz w:val="23"/>
+          <w:szCs w:val="23"/>
+          <w:rtl w:val="0"/>
+          <w:lang w:val="en-US" w:bidi="en-US" w:eastAsia="en-US"/>
+        </w:rPr>
+        <w:t>C</w:t>
+      </w:r>
+      <w:r>
+        <w:rPr>
+          <w:rFonts w:asciiTheme="minorAscii" w:hAnsiTheme="minorAscii" w:cstheme="minorAscii"/>
+          <w:b w:val="1"/>
+          <w:bCs w:val="1"/>
+          <w:color w:val="000000" w:themeColor="text1"/>
+          <w:sz w:val="23"/>
+          <w:szCs w:val="23"/>
+        </w:rPr>
+        <w:t>ontainerization &amp; Kubernetes:</w:t>
       </w:r>
     </w:p>
     <w:p>
@@ -998,10 +1092,271 @@
         </w:numPr>
         <w:spacing w:lineRule="auto" w:line="259" w:after="28" w:beforeAutospacing="0" w:afterAutospacing="0"/>
         <w:rPr>
+          <w:rFonts w:ascii="Calibri" w:hAnsi="Calibri" w:cs="Calibri" w:eastAsia="Calibri"/>
+          <w:noProof w:val="0"/>
+          <w:sz w:val="23"/>
+          <w:szCs w:val="23"/>
+          <w:lang w:val="en-IN"/>
+        </w:rPr>
+      </w:pPr>
+      <w:r>
+        <w:rPr>
+          <w:rFonts w:ascii="Calibri" w:hAnsi="Calibri" w:cs="Calibri" w:eastAsia="Calibri"/>
+          <w:noProof w:val="0"/>
+          <w:sz w:val="23"/>
+          <w:szCs w:val="23"/>
+          <w:lang w:val="en-IN"/>
+        </w:rPr>
+        <w:t>Automated Kubernetes deployments using Argo CD, enabling declarative, GitOps-driven workflows for multi-cluster environments.</w:t>
+      </w:r>
+    </w:p>
+    <w:p>
+      <w:pPr>
+        <w:numPr>
+          <w:ilvl w:val="1"/>
+          <w:numId w:val="47"/>
+        </w:numPr>
+        <w:spacing w:lineRule="auto" w:line="259" w:after="28" w:beforeAutospacing="0" w:afterAutospacing="0"/>
+        <w:rPr>
+          <w:rFonts w:ascii="Calibri" w:hAnsi="Calibri" w:cs="Calibri" w:eastAsia="Calibri"/>
+          <w:noProof w:val="0"/>
+          <w:sz w:val="23"/>
+          <w:szCs w:val="23"/>
+          <w:lang w:val="en-IN"/>
+        </w:rPr>
+      </w:pPr>
+      <w:r>
+        <w:rPr>
+          <w:rFonts w:ascii="Calibri" w:hAnsi="Calibri" w:cs="Calibri" w:eastAsia="Calibri"/>
+          <w:noProof w:val="0"/>
+          <w:sz w:val="23"/>
+          <w:szCs w:val="23"/>
+          <w:lang w:val="en-IN"/>
+        </w:rPr>
+        <w:t>Enabled zero-downtime releases on Azure AKS using Argo Rollouts with canary and blue-green strategies, cutting rollback time by 60% and improving release confidence.</w:t>
+      </w:r>
+    </w:p>
+    <w:p>
+      <w:pPr>
+        <w:numPr>
+          <w:ilvl w:val="1"/>
+          <w:numId w:val="47"/>
+        </w:numPr>
+        <w:spacing w:lineRule="auto" w:line="259" w:after="28" w:beforeAutospacing="0" w:afterAutospacing="0"/>
+        <w:rPr>
+          <w:rFonts w:ascii="Calibri" w:hAnsi="Calibri" w:cs="Calibri" w:eastAsia="Calibri"/>
+          <w:noProof w:val="0"/>
+          <w:sz w:val="23"/>
+          <w:szCs w:val="23"/>
+          <w:lang w:val="en-IN"/>
+        </w:rPr>
+      </w:pPr>
+      <w:r>
+        <w:rPr>
+          <w:rFonts w:ascii="Calibri" w:hAnsi="Calibri" w:cs="Calibri" w:eastAsia="Calibri"/>
+          <w:noProof w:val="0"/>
+          <w:sz w:val="23"/>
+          <w:szCs w:val="23"/>
+          <w:lang w:val="en-IN"/>
+        </w:rPr>
+        <w:t>Modernized legacy workflows by implementing GitOps-based DevOps, enabling automated and scalable multi-environment deployments.</w:t>
+      </w:r>
+    </w:p>
+    <w:p>
+      <w:pPr>
+        <w:numPr>
+          <w:ilvl w:val="0"/>
+          <w:numId w:val="47"/>
+        </w:numPr>
+        <w:spacing w:lineRule="auto" w:line="259" w:after="28" w:beforeAutospacing="0" w:afterAutospacing="0"/>
+        <w:rPr>
+          <w:rFonts w:asciiTheme="minorHAnsi" w:hAnsiTheme="minorHAnsi" w:cstheme="minorHAnsi"/>
+          <w:color w:val="000000" w:themeColor="text1"/>
+          <w:sz w:val="23"/>
+          <w:szCs w:val="23"/>
+        </w:rPr>
+      </w:pPr>
+      <w:r>
+        <w:rPr>
+          <w:rFonts w:asciiTheme="minorHAnsi" w:hAnsiTheme="minorHAnsi" w:cstheme="minorHAnsi"/>
+          <w:b w:val="1"/>
+          <w:bCs w:val="1"/>
+          <w:color w:val="000000" w:themeColor="text1"/>
+          <w:sz w:val="23"/>
+          <w:szCs w:val="23"/>
+        </w:rPr>
+        <w:t>Monitoring &amp; Observability:</w:t>
+      </w:r>
+    </w:p>
+    <w:p>
+      <w:pPr>
+        <w:numPr>
+          <w:ilvl w:val="1"/>
+          <w:numId w:val="47"/>
+        </w:numPr>
+        <w:spacing w:lineRule="auto" w:line="259" w:after="28" w:beforeAutospacing="0" w:afterAutospacing="0"/>
+        <w:rPr>
+          <w:rFonts w:asciiTheme="minorHAnsi" w:hAnsiTheme="minorHAnsi" w:cstheme="minorHAnsi"/>
+          <w:b w:val="0"/>
+          <w:bCs w:val="0"/>
+          <w:color w:val="000000" w:themeColor="text1"/>
+          <w:sz w:val="23"/>
+          <w:szCs w:val="23"/>
+        </w:rPr>
+      </w:pPr>
+      <w:r>
+        <w:rPr>
           <w:rFonts w:asciiTheme="minorAscii" w:hAnsiTheme="minorAscii" w:cstheme="minorAscii"/>
-          <w:color w:val="000000" w:themeColor="text1"/>
-          <w:sz w:val="22"/>
-          <w:szCs w:val="22"/>
+          <w:b w:val="0"/>
+          <w:bCs w:val="0"/>
+          <w:color w:val="000000" w:themeColor="text1"/>
+          <w:sz w:val="23"/>
+          <w:szCs w:val="23"/>
+        </w:rPr>
+        <w:t>Set up Prometheus and Grafana for metrics collection and performance dashboards, enabling early anomaly detection and 35% improvement in MTTR.</w:t>
+      </w:r>
+    </w:p>
+    <w:p>
+      <w:pPr>
+        <w:numPr>
+          <w:ilvl w:val="1"/>
+          <w:numId w:val="47"/>
+        </w:numPr>
+        <w:spacing w:lineRule="auto" w:line="259" w:after="28" w:beforeAutospacing="0" w:afterAutospacing="0"/>
+        <w:rPr>
+          <w:rFonts w:ascii="Calibri" w:hAnsi="Calibri" w:cs="Calibri" w:eastAsia="Calibri"/>
+          <w:b w:val="0"/>
+          <w:bCs w:val="0"/>
+          <w:noProof w:val="0"/>
+          <w:sz w:val="23"/>
+          <w:szCs w:val="23"/>
+          <w:lang w:val="en-IN"/>
+        </w:rPr>
+      </w:pPr>
+      <w:r>
+        <w:rPr>
+          <w:rFonts w:ascii="Calibri" w:hAnsi="Calibri" w:cs="Calibri" w:eastAsia="Calibri"/>
+          <w:b w:val="0"/>
+          <w:bCs w:val="0"/>
+          <w:noProof w:val="0"/>
+          <w:sz w:val="23"/>
+          <w:szCs w:val="23"/>
+          <w:lang w:val="en-IN"/>
+        </w:rPr>
+        <w:t>Implemented end-to-end observability by configuring Prometheus to collect metrics from Kubernetes clusters and EC2. Visualized key performance using Grafana dashboards for monitoring and alerting.</w:t>
+      </w:r>
+    </w:p>
+    <w:p>
+      <w:pPr>
+        <w:numPr>
+          <w:ilvl w:val="1"/>
+          <w:numId w:val="47"/>
+        </w:numPr>
+        <w:spacing w:lineRule="auto" w:line="259" w:after="28" w:beforeAutospacing="0" w:afterAutospacing="0"/>
+        <w:rPr>
+          <w:rFonts w:ascii="Calibri" w:hAnsi="Calibri" w:cs="Calibri" w:eastAsia="Calibri"/>
+          <w:noProof w:val="0"/>
+          <w:sz w:val="23"/>
+          <w:szCs w:val="23"/>
+          <w:lang w:val="en-IN"/>
+        </w:rPr>
+      </w:pPr>
+      <w:r>
+        <w:rPr>
+          <w:rFonts w:asciiTheme="minorAscii" w:hAnsiTheme="minorAscii" w:cstheme="minorAscii"/>
+          <w:b w:val="0"/>
+          <w:bCs w:val="0"/>
+          <w:color w:val="000000" w:themeColor="text1"/>
+          <w:sz w:val="23"/>
+          <w:szCs w:val="23"/>
+        </w:rPr>
+        <w:t>Deployed ELK Stack (Elasticsearch, Logstash, Kibana) to cent</w:t>
+      </w:r>
+      <w:r>
+        <w:rPr>
+          <w:rFonts w:asciiTheme="minorAscii" w:hAnsiTheme="minorAscii" w:cstheme="minorAscii"/>
+          <w:color w:val="000000" w:themeColor="text1"/>
+          <w:sz w:val="23"/>
+          <w:szCs w:val="23"/>
+        </w:rPr>
+        <w:t xml:space="preserve">ralize application and </w:t>
+      </w:r>
+      <w:r>
+        <w:rPr>
+          <w:rFonts w:ascii="Calibri" w:hAnsi="Calibri" w:cs="Calibri" w:eastAsia="Calibri"/>
+          <w:noProof w:val="0"/>
+          <w:sz w:val="23"/>
+          <w:szCs w:val="23"/>
+          <w:lang w:val="en-IN"/>
+        </w:rPr>
+        <w:t>Configured Fluent Bit and Elasticsearch within the EFK stack to ingest, process, and centralize container logs from Kubernetes pods, enabling real-time log analysis and alerting through Kibana dashboards.</w:t>
+      </w:r>
+    </w:p>
+    <w:p>
+      <w:pPr>
+        <w:numPr>
+          <w:ilvl w:val="1"/>
+          <w:numId w:val="47"/>
+        </w:numPr>
+        <w:spacing w:lineRule="auto" w:line="259" w:after="28" w:beforeAutospacing="0" w:afterAutospacing="0"/>
+        <w:rPr>
+          <w:rFonts w:asciiTheme="minorAscii" w:hAnsiTheme="minorAscii" w:cstheme="minorAscii"/>
+          <w:color w:val="000000" w:themeColor="text1"/>
+          <w:sz w:val="23"/>
+          <w:szCs w:val="23"/>
+        </w:rPr>
+      </w:pPr>
+      <w:r>
+        <w:rPr>
+          <w:rFonts w:ascii="Calibri" w:hAnsi="Calibri" w:cs="Calibri" w:eastAsia="Calibri"/>
+          <w:noProof w:val="0"/>
+          <w:sz w:val="23"/>
+          <w:szCs w:val="23"/>
+          <w:lang w:val="en-IN"/>
+        </w:rPr>
+        <w:t>Embedded distributed tracing with OpenTelemetry &amp; Jaeger, improving request latency by 25% and identifying performance bottlenecks.</w:t>
+      </w:r>
+    </w:p>
+    <w:p>
+      <w:pPr>
+        <w:numPr>
+          <w:ilvl w:val="0"/>
+          <w:numId w:val="47"/>
+        </w:numPr>
+        <w:spacing w:lineRule="auto" w:line="259" w:after="28" w:beforeAutospacing="0" w:afterAutospacing="0"/>
+        <w:rPr>
+          <w:rFonts w:asciiTheme="minorHAnsi" w:hAnsiTheme="minorHAnsi" w:cstheme="minorHAnsi"/>
+          <w:color w:val="000000" w:themeColor="text1"/>
+          <w:sz w:val="23"/>
+          <w:szCs w:val="23"/>
+        </w:rPr>
+      </w:pPr>
+      <w:r>
+        <w:rPr>
+          <w:rFonts w:asciiTheme="minorAscii" w:hAnsiTheme="minorAscii" w:cstheme="minorAscii"/>
+          <w:b w:val="1"/>
+          <w:bCs w:val="1"/>
+          <w:color w:val="000000" w:themeColor="text1"/>
+          <w:sz w:val="23"/>
+          <w:szCs w:val="23"/>
+        </w:rPr>
+        <w:t>Security &amp; Compliance:</w:t>
+      </w:r>
+    </w:p>
+    <w:p>
+      <w:pPr>
+        <w:numPr>
+          <w:ilvl w:val="1"/>
+          <w:numId w:val="47"/>
+        </w:numPr>
+        <w:spacing w:lineRule="auto" w:line="259" w:after="28" w:beforeAutospacing="0" w:afterAutospacing="0"/>
+        <w:rPr>
+          <w:rFonts w:asciiTheme="minorAscii" w:hAnsiTheme="minorAscii" w:cstheme="minorAscii"/>
+          <w:b w:val="0"/>
+          <w:bCs w:val="0"/>
+          <w:color w:val="000000" w:themeColor="text1"/>
+          <w:sz w:val="23"/>
+          <w:szCs w:val="23"/>
         </w:rPr>
       </w:pPr>
       <w:r>
@@ -1012,68 +1367,29 @@
           <w:szCs w:val="22"/>
           <w:lang w:val="en-IN"/>
         </w:rPr>
-        <w:t>Provisioned Azure infrastructure using Terraform with drift detection.</w:t>
-      </w:r>
-    </w:p>
-    <w:p>
-      <w:pPr>
-        <w:spacing w:lineRule="auto" w:line="259" w:after="28" w:beforeAutospacing="0" w:afterAutospacing="0"/>
+        <w:t>I</w:t>
+      </w:r>
+      <w:r>
         <w:rPr>
           <w:rFonts w:ascii="Calibri" w:hAnsi="Calibri" w:cs="Calibri" w:eastAsia="Calibri"/>
           <w:noProof w:val="0"/>
-          <w:sz w:val="22"/>
-          <w:szCs w:val="22"/>
+          <w:sz w:val="23"/>
+          <w:szCs w:val="23"/>
           <w:lang w:val="en-IN"/>
         </w:rPr>
-      </w:pPr>
-    </w:p>
-    <w:p>
-      <w:pPr>
-        <w:spacing w:lineRule="auto" w:line="259" w:after="28" w:beforeAutospacing="0" w:afterAutospacing="0"/>
+        <w:t>ntegrated Sonarqube and Trivy into CI pipelines, reducing high-severity Docker vulnerabilities by 90% before reaching p</w:t>
+      </w:r>
+      <w:r>
         <w:rPr>
           <w:rFonts w:ascii="Calibri" w:hAnsi="Calibri" w:cs="Calibri" w:eastAsia="Calibri"/>
+          <w:b w:val="0"/>
+          <w:bCs w:val="0"/>
           <w:noProof w:val="0"/>
-          <w:sz w:val="22"/>
-          <w:szCs w:val="22"/>
+          <w:sz w:val="23"/>
+          <w:szCs w:val="23"/>
           <w:lang w:val="en-IN"/>
         </w:rPr>
-      </w:pPr>
-    </w:p>
-    <w:p>
-      <w:pPr>
-        <w:spacing w:lineRule="auto" w:line="259" w:after="28" w:beforeAutospacing="0" w:afterAutospacing="0"/>
-        <w:rPr>
-          <w:rFonts w:asciiTheme="minorAscii" w:hAnsiTheme="minorAscii" w:cstheme="minorAscii"/>
-          <w:color w:val="000000" w:themeColor="text1"/>
-          <w:sz w:val="22"/>
-          <w:szCs w:val="22"/>
-        </w:rPr>
-      </w:pPr>
-    </w:p>
-    <w:p>
-      <w:pPr>
-        <w:numPr>
-          <w:ilvl w:val="0"/>
-          <w:numId w:val="47"/>
-        </w:numPr>
-        <w:spacing w:lineRule="auto" w:line="259" w:after="28" w:beforeAutospacing="0" w:afterAutospacing="0"/>
-        <w:rPr>
-          <w:rFonts w:asciiTheme="minorHAnsi" w:hAnsiTheme="minorHAnsi" w:cstheme="minorHAnsi"/>
-          <w:color w:val="000000" w:themeColor="text1"/>
-          <w:sz w:val="22"/>
-          <w:szCs w:val="22"/>
-        </w:rPr>
-      </w:pPr>
-      <w:r>
-        <w:rPr>
-          <w:rFonts w:asciiTheme="minorAscii" w:hAnsiTheme="minorAscii" w:cstheme="minorAscii"/>
-          <w:b w:val="1"/>
-          <w:bCs w:val="1"/>
-          <w:color w:val="000000" w:themeColor="text1"/>
-          <w:sz w:val="22"/>
-          <w:szCs w:val="22"/>
-        </w:rPr>
-        <w:t>Containerization &amp; Kubernetes:</w:t>
+        <w:t>roduction.</w:t>
       </w:r>
     </w:p>
     <w:p>
@@ -1084,385 +1400,31 @@
         </w:numPr>
         <w:spacing w:lineRule="auto" w:line="259" w:after="28" w:beforeAutospacing="0" w:afterAutospacing="0"/>
         <w:rPr>
-          <w:rFonts w:ascii="Calibri" w:hAnsi="Calibri" w:cs="Calibri" w:eastAsia="Calibri"/>
-          <w:noProof w:val="0"/>
-          <w:sz w:val="22"/>
-          <w:szCs w:val="22"/>
-          <w:lang w:val="en-IN"/>
-        </w:rPr>
-      </w:pPr>
-      <w:r>
-        <w:rPr>
-          <w:rFonts w:ascii="Calibri" w:hAnsi="Calibri" w:cs="Calibri" w:eastAsia="Calibri"/>
-          <w:noProof w:val="0"/>
-          <w:sz w:val="22"/>
-          <w:szCs w:val="22"/>
-          <w:lang w:val="en-IN"/>
-        </w:rPr>
-        <w:t>Automated Kubernetes deployments using Argo CD, enabling declarative, GitOps-driven workflows for multi-cluster environments.</w:t>
-      </w:r>
-    </w:p>
-    <w:p>
-      <w:pPr>
-        <w:numPr>
-          <w:ilvl w:val="1"/>
-          <w:numId w:val="47"/>
-        </w:numPr>
-        <w:spacing w:lineRule="auto" w:line="259" w:after="28" w:beforeAutospacing="0" w:afterAutospacing="0"/>
-        <w:rPr>
-          <w:rFonts w:ascii="Calibri" w:hAnsi="Calibri" w:cs="Calibri" w:eastAsia="Calibri"/>
-          <w:noProof w:val="0"/>
-          <w:sz w:val="22"/>
-          <w:szCs w:val="22"/>
-          <w:lang w:val="en-IN"/>
-        </w:rPr>
-      </w:pPr>
-      <w:r>
-        <w:rPr>
-          <w:rFonts w:ascii="Calibri" w:hAnsi="Calibri" w:cs="Calibri" w:eastAsia="Calibri"/>
-          <w:noProof w:val="0"/>
-          <w:sz w:val="22"/>
-          <w:szCs w:val="22"/>
-          <w:lang w:val="en-IN"/>
-        </w:rPr>
-        <w:t>Enabled zero-downtime releases on Azure AKS using Argo Rollouts with canary and blue-green strategies, cutting rollback time by 60% and improving release confidence.</w:t>
-      </w:r>
-    </w:p>
-    <w:p>
-      <w:pPr>
-        <w:numPr>
-          <w:ilvl w:val="1"/>
-          <w:numId w:val="47"/>
-        </w:numPr>
-        <w:spacing w:lineRule="auto" w:line="259" w:after="28" w:beforeAutospacing="0" w:afterAutospacing="0"/>
-        <w:rPr>
-          <w:rFonts w:ascii="Calibri" w:hAnsi="Calibri" w:cs="Calibri" w:eastAsia="Calibri"/>
-          <w:noProof w:val="0"/>
-          <w:sz w:val="22"/>
-          <w:szCs w:val="22"/>
-          <w:lang w:val="en-IN"/>
-        </w:rPr>
-      </w:pPr>
-      <w:r>
-        <w:rPr>
-          <w:rFonts w:ascii="Calibri" w:hAnsi="Calibri" w:cs="Calibri" w:eastAsia="Calibri"/>
-          <w:noProof w:val="0"/>
-          <w:sz w:val="22"/>
-          <w:szCs w:val="22"/>
-          <w:lang w:val="en-IN"/>
-        </w:rPr>
-        <w:t>Modernized legacy workflows by implementing GitOps-based DevOps, enabling automated and scalable multi-environment deployments.</w:t>
-      </w:r>
-    </w:p>
-    <w:p>
-      <w:pPr>
-        <w:numPr>
-          <w:ilvl w:val="0"/>
-          <w:numId w:val="47"/>
-        </w:numPr>
-        <w:spacing w:lineRule="auto" w:line="259" w:after="28" w:beforeAutospacing="0" w:afterAutospacing="0"/>
-        <w:rPr>
-          <w:rFonts w:asciiTheme="minorHAnsi" w:hAnsiTheme="minorHAnsi" w:cstheme="minorHAnsi"/>
-          <w:color w:val="000000" w:themeColor="text1"/>
-          <w:sz w:val="22"/>
-          <w:szCs w:val="22"/>
-        </w:rPr>
-      </w:pPr>
-      <w:r>
-        <w:rPr>
-          <w:rFonts w:asciiTheme="minorHAnsi" w:hAnsiTheme="minorHAnsi" w:cstheme="minorHAnsi"/>
-          <w:b w:val="1"/>
-          <w:bCs w:val="1"/>
-          <w:color w:val="000000" w:themeColor="text1"/>
-          <w:sz w:val="22"/>
-          <w:szCs w:val="22"/>
-        </w:rPr>
-        <w:t>Monitoring &amp; Observability:</w:t>
-      </w:r>
-    </w:p>
-    <w:p>
-      <w:pPr>
-        <w:numPr>
-          <w:ilvl w:val="1"/>
-          <w:numId w:val="47"/>
-        </w:numPr>
-        <w:spacing w:lineRule="auto" w:line="259" w:after="28" w:beforeAutospacing="0" w:afterAutospacing="0"/>
-        <w:rPr>
-          <w:rFonts w:asciiTheme="minorHAnsi" w:hAnsiTheme="minorHAnsi" w:cstheme="minorHAnsi"/>
-          <w:color w:val="000000" w:themeColor="text1"/>
-          <w:sz w:val="22"/>
-          <w:szCs w:val="22"/>
+          <w:rFonts w:cstheme="minorHAnsi"/>
+          <w:color w:val="000000" w:themeColor="text1"/>
+          <w:sz w:val="23"/>
+          <w:szCs w:val="23"/>
         </w:rPr>
       </w:pPr>
       <w:r>
         <w:rPr>
           <w:rFonts w:asciiTheme="minorAscii" w:hAnsiTheme="minorAscii" w:cstheme="minorAscii"/>
-          <w:color w:val="000000" w:themeColor="text1"/>
-          <w:sz w:val="22"/>
-          <w:szCs w:val="22"/>
-        </w:rPr>
-        <w:t xml:space="preserve">Set up </w:t>
+          <w:b w:val="0"/>
+          <w:bCs w:val="0"/>
+          <w:color w:val="000000" w:themeColor="text1"/>
+          <w:sz w:val="23"/>
+          <w:szCs w:val="23"/>
+        </w:rPr>
+        <w:t>Managed secrets and credentials in Azure Key Vault, e</w:t>
       </w:r>
       <w:r>
         <w:rPr>
           <w:rFonts w:asciiTheme="minorAscii" w:hAnsiTheme="minorAscii" w:cstheme="minorAscii"/>
-          <w:b w:val="1"/>
-          <w:bCs w:val="1"/>
-          <w:color w:val="000000" w:themeColor="text1"/>
-          <w:sz w:val="22"/>
-          <w:szCs w:val="22"/>
-        </w:rPr>
-        <w:t>Prometheus</w:t>
-      </w:r>
-      <w:r>
-        <w:rPr>
-          <w:rFonts w:asciiTheme="minorAscii" w:hAnsiTheme="minorAscii" w:cstheme="minorAscii"/>
-          <w:color w:val="000000" w:themeColor="text1"/>
-          <w:sz w:val="22"/>
-          <w:szCs w:val="22"/>
-        </w:rPr>
-        <w:t xml:space="preserve"> and </w:t>
-      </w:r>
-      <w:r>
-        <w:rPr>
-          <w:rFonts w:asciiTheme="minorAscii" w:hAnsiTheme="minorAscii" w:cstheme="minorAscii"/>
-          <w:b w:val="1"/>
-          <w:bCs w:val="1"/>
-          <w:color w:val="000000" w:themeColor="text1"/>
-          <w:sz w:val="22"/>
-          <w:szCs w:val="22"/>
-        </w:rPr>
-        <w:t>Grafana</w:t>
-      </w:r>
-      <w:r>
-        <w:rPr>
-          <w:rFonts w:asciiTheme="minorAscii" w:hAnsiTheme="minorAscii" w:cstheme="minorAscii"/>
-          <w:color w:val="000000" w:themeColor="text1"/>
-          <w:sz w:val="22"/>
-          <w:szCs w:val="22"/>
-        </w:rPr>
-        <w:t xml:space="preserve"> for metrics collection and performance dashboards, enabling early anomaly detection and </w:t>
-      </w:r>
-      <w:r>
-        <w:rPr>
-          <w:rFonts w:asciiTheme="minorAscii" w:hAnsiTheme="minorAscii" w:cstheme="minorAscii"/>
-          <w:b w:val="1"/>
-          <w:bCs w:val="1"/>
-          <w:color w:val="000000" w:themeColor="text1"/>
-          <w:sz w:val="22"/>
-          <w:szCs w:val="22"/>
-        </w:rPr>
-        <w:t>35% improvement in MTTR</w:t>
-      </w:r>
-      <w:r>
-        <w:rPr>
-          <w:rFonts w:asciiTheme="minorAscii" w:hAnsiTheme="minorAscii" w:cstheme="minorAscii"/>
-          <w:color w:val="000000" w:themeColor="text1"/>
-          <w:sz w:val="22"/>
-          <w:szCs w:val="22"/>
-        </w:rPr>
-        <w:t>.</w:t>
-      </w:r>
-    </w:p>
-    <w:p>
-      <w:pPr>
-        <w:numPr>
-          <w:ilvl w:val="1"/>
-          <w:numId w:val="47"/>
-        </w:numPr>
-        <w:spacing w:lineRule="auto" w:line="259" w:after="28" w:beforeAutospacing="0" w:afterAutospacing="0"/>
-        <w:rPr>
-          <w:rFonts w:ascii="Calibri" w:hAnsi="Calibri" w:cs="Calibri" w:eastAsia="Calibri"/>
-          <w:noProof w:val="0"/>
-          <w:sz w:val="22"/>
-          <w:szCs w:val="22"/>
-          <w:lang w:val="en-IN"/>
-        </w:rPr>
-      </w:pPr>
-      <w:r>
-        <w:rPr>
-          <w:rFonts w:ascii="Calibri" w:hAnsi="Calibri" w:cs="Calibri" w:eastAsia="Calibri"/>
-          <w:noProof w:val="0"/>
-          <w:sz w:val="22"/>
-          <w:szCs w:val="22"/>
-          <w:lang w:val="en-IN"/>
-        </w:rPr>
-        <w:t>Implemented end-to-end observability by configuring Prometheus to collect metrics from Kubernetes clusters and EC2. Visualized key performance using Grafana dashboards for monitoring and alerting.</w:t>
-      </w:r>
-    </w:p>
-    <w:p>
-      <w:pPr>
-        <w:numPr>
-          <w:ilvl w:val="1"/>
-          <w:numId w:val="47"/>
-        </w:numPr>
-        <w:spacing w:lineRule="auto" w:line="259" w:after="28" w:beforeAutospacing="0" w:afterAutospacing="0"/>
-        <w:rPr>
-          <w:rFonts w:ascii="Calibri" w:hAnsi="Calibri" w:cs="Calibri" w:eastAsia="Calibri"/>
-          <w:noProof w:val="0"/>
-          <w:sz w:val="22"/>
-          <w:szCs w:val="22"/>
-          <w:lang w:val="en-IN"/>
-        </w:rPr>
-      </w:pPr>
-      <w:r>
-        <w:rPr>
-          <w:rFonts w:asciiTheme="minorAscii" w:hAnsiTheme="minorAscii" w:cstheme="minorAscii"/>
-          <w:color w:val="000000" w:themeColor="text1"/>
-          <w:sz w:val="22"/>
-          <w:szCs w:val="22"/>
-        </w:rPr>
-        <w:t xml:space="preserve">Deployed </w:t>
-      </w:r>
-      <w:r>
-        <w:rPr>
-          <w:rFonts w:asciiTheme="minorAscii" w:hAnsiTheme="minorAscii" w:cstheme="minorAscii"/>
-          <w:b w:val="1"/>
-          <w:bCs w:val="1"/>
-          <w:color w:val="000000" w:themeColor="text1"/>
-          <w:sz w:val="22"/>
-          <w:szCs w:val="22"/>
-        </w:rPr>
-        <w:t>ELK Stack (Elasticsearch, Logstash, Kibana)</w:t>
-      </w:r>
-      <w:r>
-        <w:rPr>
-          <w:rFonts w:asciiTheme="minorAscii" w:hAnsiTheme="minorAscii" w:cstheme="minorAscii"/>
-          <w:color w:val="000000" w:themeColor="text1"/>
-          <w:sz w:val="22"/>
-          <w:szCs w:val="22"/>
-        </w:rPr>
-        <w:t xml:space="preserve"> to centralize application and </w:t>
-      </w:r>
-      <w:r>
-        <w:rPr>
-          <w:rFonts w:ascii="Calibri" w:hAnsi="Calibri" w:cs="Calibri" w:eastAsia="Calibri"/>
-          <w:noProof w:val="0"/>
-          <w:sz w:val="22"/>
-          <w:szCs w:val="22"/>
-          <w:lang w:val="en-IN"/>
-        </w:rPr>
-        <w:t>Configured Fluent Bit and Elasticsearch within the EFK stack to ingest, process, and centralize container logs from Kubernetes pods, enabling real-time log analysis and alerting through Kibana dashboards.</w:t>
-      </w:r>
-    </w:p>
-    <w:p>
-      <w:pPr>
-        <w:numPr>
-          <w:ilvl w:val="1"/>
-          <w:numId w:val="47"/>
-        </w:numPr>
-        <w:spacing w:lineRule="auto" w:line="259" w:after="28" w:beforeAutospacing="0" w:afterAutospacing="0"/>
-        <w:rPr>
-          <w:rFonts w:asciiTheme="minorAscii" w:hAnsiTheme="minorAscii" w:cstheme="minorAscii"/>
-          <w:color w:val="000000" w:themeColor="text1"/>
-          <w:sz w:val="22"/>
-          <w:szCs w:val="22"/>
-        </w:rPr>
-      </w:pPr>
-      <w:r>
-        <w:rPr>
-          <w:rFonts w:ascii="Calibri" w:hAnsi="Calibri" w:cs="Calibri" w:eastAsia="Calibri"/>
-          <w:noProof w:val="0"/>
-          <w:sz w:val="22"/>
-          <w:szCs w:val="22"/>
-          <w:lang w:val="en-IN"/>
-        </w:rPr>
-        <w:t>Embedded distributed tracing with OpenTelemetry &amp; Jaeger, improving request latency by 25% and identifying performance bottlenecks.</w:t>
-      </w:r>
-    </w:p>
-    <w:p>
-      <w:pPr>
-        <w:numPr>
-          <w:ilvl w:val="0"/>
-          <w:numId w:val="47"/>
-        </w:numPr>
-        <w:spacing w:lineRule="auto" w:line="259" w:after="28" w:beforeAutospacing="0" w:afterAutospacing="0"/>
-        <w:rPr>
-          <w:rFonts w:asciiTheme="minorHAnsi" w:hAnsiTheme="minorHAnsi" w:cstheme="minorHAnsi"/>
-          <w:color w:val="000000" w:themeColor="text1"/>
-          <w:sz w:val="22"/>
-          <w:szCs w:val="22"/>
-        </w:rPr>
-      </w:pPr>
-      <w:r>
-        <w:rPr>
-          <w:rFonts w:asciiTheme="minorAscii" w:hAnsiTheme="minorAscii" w:cstheme="minorAscii"/>
-          <w:b w:val="1"/>
-          <w:bCs w:val="1"/>
-          <w:color w:val="000000" w:themeColor="text1"/>
-          <w:sz w:val="22"/>
-          <w:szCs w:val="22"/>
-        </w:rPr>
-        <w:t>Security &amp; Compliance:</w:t>
-      </w:r>
-    </w:p>
-    <w:p>
-      <w:pPr>
-        <w:numPr>
-          <w:ilvl w:val="1"/>
-          <w:numId w:val="47"/>
-        </w:numPr>
-        <w:spacing w:lineRule="auto" w:line="259" w:after="28" w:beforeAutospacing="0" w:afterAutospacing="0"/>
-        <w:rPr>
-          <w:rFonts w:asciiTheme="minorAscii" w:hAnsiTheme="minorAscii" w:cstheme="minorAscii"/>
-          <w:color w:val="000000" w:themeColor="text1"/>
-          <w:sz w:val="22"/>
-          <w:szCs w:val="22"/>
-        </w:rPr>
-      </w:pPr>
-      <w:r>
-        <w:rPr>
-          <w:rFonts w:ascii="Calibri" w:hAnsi="Calibri" w:cs="Calibri" w:eastAsia="Calibri"/>
-          <w:noProof w:val="0"/>
-          <w:sz w:val="22"/>
-          <w:szCs w:val="22"/>
-          <w:lang w:val="en-IN"/>
-        </w:rPr>
-        <w:t>Integrated Sonarqube and Trivy into CI pipelines, reducing high-severity Docker vulnerabilities by 90% before reaching production.</w:t>
-      </w:r>
-    </w:p>
-    <w:p>
-      <w:pPr>
-        <w:numPr>
-          <w:ilvl w:val="1"/>
-          <w:numId w:val="47"/>
-        </w:numPr>
-        <w:spacing w:lineRule="auto" w:line="259" w:after="28" w:beforeAutospacing="0" w:afterAutospacing="0"/>
-        <w:rPr>
-          <w:rFonts w:cstheme="minorHAnsi"/>
-          <w:color w:val="000000" w:themeColor="text1"/>
-          <w:sz w:val="22"/>
-          <w:szCs w:val="22"/>
-        </w:rPr>
-      </w:pPr>
-      <w:r>
-        <w:rPr>
-          <w:rFonts w:asciiTheme="minorAscii" w:hAnsiTheme="minorAscii" w:cstheme="minorAscii"/>
-          <w:color w:val="000000" w:themeColor="text1"/>
-          <w:sz w:val="22"/>
-          <w:szCs w:val="22"/>
-        </w:rPr>
-        <w:t xml:space="preserve">Managed secrets and credentials in </w:t>
-      </w:r>
-      <w:r>
-        <w:rPr>
-          <w:rFonts w:asciiTheme="minorAscii" w:hAnsiTheme="minorAscii" w:cstheme="minorAscii"/>
-          <w:b w:val="1"/>
-          <w:bCs w:val="1"/>
-          <w:color w:val="000000" w:themeColor="text1"/>
-          <w:sz w:val="22"/>
-          <w:szCs w:val="22"/>
-        </w:rPr>
-        <w:t>Azure Key Vault</w:t>
-      </w:r>
-      <w:r>
-        <w:rPr>
-          <w:rFonts w:asciiTheme="minorAscii" w:hAnsiTheme="minorAscii" w:cstheme="minorAscii"/>
-          <w:color w:val="000000" w:themeColor="text1"/>
-          <w:sz w:val="22"/>
-          <w:szCs w:val="22"/>
-        </w:rPr>
-        <w:t>, enforcing least-privilege access controls.</w:t>
+          <w:color w:val="000000" w:themeColor="text1"/>
+          <w:sz w:val="23"/>
+          <w:szCs w:val="23"/>
+        </w:rPr>
+        <w:t>nforcing least-privilege access controls.</w:t>
       </w:r>
     </w:p>
     <w:p>
@@ -1483,6 +1445,14 @@
           <v:rect xmlns:o="urn:schemas-microsoft-com:office:office" id="5" style="width:0pt;height:1.5pt" o:hrpct="1000" o:hralign="center" o:hr="t" fillcolor="#A0A0A0" stroked="f"/>
         </w:pict>
       </w:r>
+    </w:p>
+    <w:p>
+      <w:pPr>
+        <w:rPr>
+          <w:rFonts w:cstheme="minorHAnsi"/>
+          <w:color w:val="000000" w:themeColor="text1"/>
+        </w:rPr>
+      </w:pPr>
     </w:p>
     <w:p>
       <w:pPr>
@@ -1545,8 +1515,19 @@
           <w:b w:val="1"/>
           <w:bCs w:val="1"/>
           <w:color w:val="000000" w:themeColor="text1"/>
-        </w:rPr>
-        <w:t>Cloud:</w:t>
+          <w:sz w:val="23"/>
+          <w:szCs w:val="23"/>
+        </w:rPr>
+        <w:t>Cloud</w:t>
+      </w:r>
+      <w:r>
+        <w:rPr>
+          <w:rFonts w:asciiTheme="minorAscii" w:hAnsiTheme="minorAscii" w:cstheme="minorAscii"/>
+          <w:b w:val="1"/>
+          <w:bCs w:val="1"/>
+          <w:color w:val="000000" w:themeColor="text1"/>
+        </w:rPr>
+        <w:t>:</w:t>
       </w:r>
       <w:r>
         <w:rPr>
@@ -1574,8 +1555,19 @@
           <w:b w:val="1"/>
           <w:bCs w:val="1"/>
           <w:color w:val="000000" w:themeColor="text1"/>
-        </w:rPr>
-        <w:t>CI/CD &amp; DevSecOps:</w:t>
+          <w:sz w:val="23"/>
+          <w:szCs w:val="23"/>
+        </w:rPr>
+        <w:t>CI/CD &amp; DevSecOps</w:t>
+      </w:r>
+      <w:r>
+        <w:rPr>
+          <w:rFonts w:asciiTheme="minorAscii" w:hAnsiTheme="minorAscii" w:cstheme="minorAscii"/>
+          <w:b w:val="1"/>
+          <w:bCs w:val="1"/>
+          <w:color w:val="000000" w:themeColor="text1"/>
+        </w:rPr>
+        <w:t>:</w:t>
       </w:r>
       <w:r>
         <w:rPr>
@@ -1603,8 +1595,19 @@
           <w:b w:val="1"/>
           <w:bCs w:val="1"/>
           <w:color w:val="000000" w:themeColor="text1"/>
-        </w:rPr>
-        <w:t>Security:</w:t>
+          <w:sz w:val="23"/>
+          <w:szCs w:val="23"/>
+        </w:rPr>
+        <w:t>Security</w:t>
+      </w:r>
+      <w:r>
+        <w:rPr>
+          <w:rFonts w:asciiTheme="minorAscii" w:hAnsiTheme="minorAscii" w:cstheme="minorAscii"/>
+          <w:b w:val="1"/>
+          <w:bCs w:val="1"/>
+          <w:color w:val="000000" w:themeColor="text1"/>
+        </w:rPr>
+        <w:t>:</w:t>
       </w:r>
       <w:r>
         <w:rPr>
@@ -1632,6 +1635,8 @@
           <w:b w:val="1"/>
           <w:bCs w:val="1"/>
           <w:color w:val="000000" w:themeColor="text1"/>
+          <w:sz w:val="23"/>
+          <w:szCs w:val="23"/>
         </w:rPr>
         <w:t>Containers &amp; Orchestration:</w:t>
       </w:r>
@@ -1661,6 +1666,8 @@
           <w:b w:val="1"/>
           <w:bCs w:val="1"/>
           <w:color w:val="000000" w:themeColor="text1"/>
+          <w:sz w:val="23"/>
+          <w:szCs w:val="23"/>
         </w:rPr>
         <w:t>IaC &amp; Automation:</w:t>
       </w:r>
@@ -1690,6 +1697,8 @@
           <w:b w:val="1"/>
           <w:bCs w:val="1"/>
           <w:color w:val="000000" w:themeColor="text1"/>
+          <w:sz w:val="23"/>
+          <w:szCs w:val="23"/>
         </w:rPr>
         <w:t>Monitoring &amp; Logging:</w:t>
       </w:r>
@@ -1719,6 +1728,8 @@
           <w:b w:val="1"/>
           <w:bCs w:val="1"/>
           <w:color w:val="000000" w:themeColor="text1"/>
+          <w:sz w:val="23"/>
+          <w:szCs w:val="23"/>
         </w:rPr>
         <w:t>Collaboration &amp; Tools:</w:t>
       </w:r>
@@ -1748,8 +1759,19 @@
           <w:b w:val="1"/>
           <w:bCs w:val="1"/>
           <w:color w:val="000000" w:themeColor="text1"/>
-        </w:rPr>
-        <w:t>OS:</w:t>
+          <w:sz w:val="23"/>
+          <w:szCs w:val="23"/>
+        </w:rPr>
+        <w:t>OS</w:t>
+      </w:r>
+      <w:r>
+        <w:rPr>
+          <w:rFonts w:asciiTheme="minorAscii" w:hAnsiTheme="minorAscii" w:cstheme="minorAscii"/>
+          <w:b w:val="1"/>
+          <w:bCs w:val="1"/>
+          <w:color w:val="000000" w:themeColor="text1"/>
+        </w:rPr>
+        <w:t>:</w:t>
       </w:r>
       <w:r>
         <w:rPr>
@@ -1782,6 +1804,16 @@
     </w:p>
     <w:p>
       <w:pPr>
+        <w:spacing w:lineRule="auto" w:line="259" w:after="28" w:beforeAutospacing="0" w:afterAutospacing="0"/>
+        <w:ind w:firstLine="0" w:left="0"/>
+        <w:rPr>
+          <w:rFonts w:asciiTheme="minorAscii" w:hAnsiTheme="minorAscii" w:cstheme="minorAscii"/>
+          <w:color w:val="000000" w:themeColor="text1"/>
+        </w:rPr>
+      </w:pPr>
+    </w:p>
+    <w:p>
+      <w:pPr>
         <w:pStyle w:val="P2"/>
         <w:ind w:firstLine="0" w:left="0"/>
         <w:rPr>
@@ -1806,6 +1838,8 @@
           <w:b w:val="1"/>
           <w:bCs w:val="1"/>
           <w:color w:val="000000" w:themeColor="text1"/>
+          <w:sz w:val="24"/>
+          <w:szCs w:val="24"/>
         </w:rPr>
       </w:pPr>
       <w:r>
@@ -1814,8 +1848,8 @@
           <w:b w:val="1"/>
           <w:bCs w:val="1"/>
           <w:noProof w:val="0"/>
-          <w:sz w:val="20"/>
-          <w:szCs w:val="20"/>
+          <w:sz w:val="24"/>
+          <w:szCs w:val="24"/>
           <w:lang w:val="en-IN"/>
         </w:rPr>
         <w:t xml:space="preserve">Bachelor of Science </w:t>
@@ -1884,39 +1918,7 @@
     </w:p>
     <w:p>
       <w:pPr>
-        <w:spacing w:lineRule="auto" w:line="259" w:after="28" w:beforeAutospacing="0" w:afterAutospacing="0"/>
         <w:ind w:firstLine="0" w:left="0"/>
-        <w:rPr>
-          <w:rFonts w:asciiTheme="minorAscii" w:hAnsiTheme="minorAscii" w:cstheme="minorAscii"/>
-          <w:color w:val="000000" w:themeColor="text1"/>
-        </w:rPr>
-        <w:sectPr>
-          <w:type w:val="continuous"/>
-          <w:pgMar w:left="720" w:right="720" w:top="720" w:bottom="720" w:header="720" w:footer="720" w:gutter="0"/>
-          <w:cols w:equalWidth="1" w:num="2" w:space="720"/>
-        </w:sectPr>
-      </w:pPr>
-    </w:p>
-    <w:p>
-      <w:pPr>
-        <w:suppressLineNumbers w:val="0"/>
-        <w:spacing w:lineRule="auto" w:line="259" w:before="0" w:after="28" w:beforeAutospacing="0" w:afterAutospacing="0"/>
-        <w:ind w:left="0" w:right="0"/>
-        <w:bidi w:val="0"/>
-        <w:jc w:val="left"/>
-        <w:rPr>
-          <w:rFonts w:asciiTheme="minorAscii" w:hAnsiTheme="minorAscii" w:cstheme="minorAscii"/>
-          <w:b w:val="1"/>
-          <w:bCs w:val="1"/>
-          <w:color w:val="000000" w:themeColor="text1"/>
-          <w:sz w:val="20"/>
-          <w:szCs w:val="20"/>
-        </w:rPr>
-      </w:pPr>
-    </w:p>
-    <w:p>
-      <w:pPr>
-        <w:ind w:firstLine="0" w:left="360"/>
         <w:rPr>
           <w:rFonts w:asciiTheme="minorHAnsi" w:hAnsiTheme="minorHAnsi" w:cstheme="minorHAnsi"/>
           <w:color w:val="000000" w:themeColor="text1"/>
